--- a/docs/submission/AccessFlow_AI_Disclosure.docx
+++ b/docs/submission/AccessFlow_AI_Disclosure.docx
@@ -195,16 +195,27 @@
       </w:r>
     </w:p>
     <w:p>
+      <w:pPr>
+        <w:keepLines/>
+        <w:keepNext/>
+      </w:pPr>
       <w:r>
         <w:t xml:space="preserve">1. Feature Name: Session controller and tool execution</w:t>
       </w:r>
     </w:p>
     <w:p>
+      <w:pPr>
+        <w:keepLines/>
+        <w:keepNext/>
+      </w:pPr>
       <w:r>
         <w:t xml:space="preserve">2. Self-Generated / AI-Generated / Both: Both</w:t>
       </w:r>
     </w:p>
     <w:p>
+      <w:pPr>
+        <w:keepLines/>
+      </w:pPr>
       <w:r>
         <w:t xml:space="preserve">3. Tools, prompt, output and modification: Tools: OpenAI Codex and Claude Code. Prompt summary: implement the approved plan, preserve teammate ownership, and repair audit findings. Outputs: typed queues, slot revisions, dependency invalidation, cancellation, stale-result rejection and write reconciliation. Modification: iterative agent revisions following user decisions and test failures; human line-level code edits are not documented. Evidence: engine tests and AI_USE_LOG.md.</w:t>
       </w:r>
@@ -215,16 +226,27 @@
       </w:r>
     </w:p>
     <w:p>
+      <w:pPr>
+        <w:keepLines/>
+        <w:keepNext/>
+      </w:pPr>
       <w:r>
         <w:t xml:space="preserve">1. Feature Name: Speech perception and live interruption</w:t>
       </w:r>
     </w:p>
     <w:p>
+      <w:pPr>
+        <w:keepLines/>
+        <w:keepNext/>
+      </w:pPr>
       <w:r>
         <w:t xml:space="preserve">2. Self-Generated / AI-Generated / Both: Both</w:t>
       </w:r>
     </w:p>
     <w:p>
+      <w:pPr>
+        <w:keepLines/>
+      </w:pPr>
       <w:r>
         <w:t xml:space="preserve">3. Tools, prompt, output and modification: Tools: AI coding assistance; runtime Groq Whisper, LiveKit Inference and Deepgram Aura-2. Prompt summary: implement continuous user-started voice sessions, interruptions and approved stop semantics. Outputs: speech ingestion, turn policy and LiveKit bridge. Modification: agent-led fixes after audio/tool probes; Atishay reports four physical microphone checks passed. No new foundation model, fine-tuning or measured population-level accessibility benefit is claimed.</w:t>
       </w:r>
@@ -235,16 +257,27 @@
       </w:r>
     </w:p>
     <w:p>
+      <w:pPr>
+        <w:keepLines/>
+        <w:keepNext/>
+      </w:pPr>
       <w:r>
         <w:t xml:space="preserve">1. Feature Name: Voice interface and navigation extension</w:t>
       </w:r>
     </w:p>
     <w:p>
+      <w:pPr>
+        <w:keepLines/>
+        <w:keepNext/>
+      </w:pPr>
       <w:r>
         <w:t xml:space="preserve">2. Self-Generated / AI-Generated / Both: Both</w:t>
       </w:r>
     </w:p>
     <w:p>
+      <w:pPr>
+        <w:keepLines/>
+      </w:pPr>
       <w:r>
         <w:t xml:space="preserve">3. Tools, prompt, output and modification: Tools: AI coding assistance, generated design references and Google Stitch. Prompt summary: build the selected voice-first interface and an in-car destination-change demonstration. Outputs: browser interface, mock navigation tools and per-room route dashboard. Modification: user-selected design and workflow corrections, agent implementation and browser QA. Navigation is simulated; no actual vehicle control or mapping service is included.</w:t>
       </w:r>
@@ -255,16 +288,27 @@
       </w:r>
     </w:p>
     <w:p>
+      <w:pPr>
+        <w:keepLines/>
+        <w:keepNext/>
+      </w:pPr>
       <w:r>
         <w:t xml:space="preserve">1. Feature Name: Evaluation infrastructure and submission documentation</w:t>
       </w:r>
     </w:p>
     <w:p>
+      <w:pPr>
+        <w:keepLines/>
+        <w:keepNext/>
+      </w:pPr>
       <w:r>
         <w:t xml:space="preserve">2. Self-Generated / AI-Generated / Both: Both</w:t>
       </w:r>
     </w:p>
     <w:p>
+      <w:pPr>
+        <w:keepLines/>
+      </w:pPr>
       <w:r>
         <w:t xml:space="preserve">3. Tools, prompt, output and modification: Tools: OpenAI Codex and other documented coding-agent assistance. Prompt summary: audit both branches, test the combined project, package official FDB-v3 reproduction, and prepare documentation. Outputs: regression tests, metrics, dependency locks, Docker/replay scripts, audit reports and slides. Modification: repeated agent review against reproduced failures. Latest software suite: 1,614 passed and 8 skipped. Official judged score is not available; software tests are not benchmark accuracy.</w:t>
       </w:r>

--- a/docs/submission/AccessFlow_AI_Disclosure.docx
+++ b/docs/submission/AccessFlow_AI_Disclosure.docx
@@ -32,7 +32,7 @@
     </w:p>
     <w:p>
       <w:r>
-        <w:t xml:space="preserve">Team Name: AccessFlow (confirm this matches registration)</w:t>
+        <w:t>Team Name: AccessFlow</w:t>
       </w:r>
     </w:p>
     <w:p>
@@ -47,7 +47,7 @@
     </w:p>
     <w:p>
       <w:r>
-        <w:t xml:space="preserve">Submission Date: 30 September 2026 (release date; actual form submission time must be confirmed)</w:t>
+        <w:t>Submission Date: 1 October 2026</w:t>
       </w:r>
     </w:p>
     <w:p/>
@@ -341,12 +341,12 @@
     </w:p>
     <w:p>
       <w:r>
-        <w:t xml:space="preserve">AI usage compliance confirmation: representative review and confirmation required before signing.</w:t>
+        <w:t>AI usage complies with guidelines and policies. Yes</w:t>
       </w:r>
     </w:p>
     <w:p>
       <w:r>
-        <w:t xml:space="preserve">Data rights confirmation: representative review and agreement required before signing. No proprietary/private corpus or provider keys are intentionally published; released benchmark media remain outside Git.</w:t>
+        <w:t>No proprietary or copyrighted data misused. I Agree</w:t>
       </w:r>
     </w:p>
     <w:p/>
@@ -383,12 +383,46 @@
     </w:p>
     <w:p>
       <w:r>
-        <w:t xml:space="preserve">Signature: ____________________ (human representative must sign)</w:t>
+        <w:t xml:space="preserve">Signature: </w:t>
+      </w:r>
+      <w:r>
+        <w:drawing>
+          <wp:inline xmlns:a="http://schemas.openxmlformats.org/drawingml/2006/main" xmlns:pic="http://schemas.openxmlformats.org/drawingml/2006/picture">
+            <wp:extent cx="1234440" cy="784836"/>
+            <wp:docPr id="1" name="Picture 1"/>
+            <wp:cNvGraphicFramePr>
+              <a:graphicFrameLocks noChangeAspect="1"/>
+            </wp:cNvGraphicFramePr>
+            <a:graphic>
+              <a:graphicData uri="http://schemas.openxmlformats.org/drawingml/2006/picture">
+                <pic:pic>
+                  <pic:nvPicPr>
+                    <pic:cNvPr id="0" name="mridul sign.png"/>
+                    <pic:cNvPicPr/>
+                  </pic:nvPicPr>
+                  <pic:blipFill>
+                    <a:blip r:embed="rId8"/>
+                    <a:stretch>
+                      <a:fillRect/>
+                    </a:stretch>
+                  </pic:blipFill>
+                  <pic:spPr>
+                    <a:xfrm>
+                      <a:off x="0" y="0"/>
+                      <a:ext cx="1234440" cy="784836"/>
+                    </a:xfrm>
+                    <a:prstGeom prst="rect"/>
+                  </pic:spPr>
+                </pic:pic>
+              </a:graphicData>
+            </a:graphic>
+          </wp:inline>
+        </w:drawing>
       </w:r>
     </w:p>
     <w:p>
       <w:r>
-        <w:t xml:space="preserve">Date: ____________________ (date of actual signature)</w:t>
+        <w:t>Date: 1 October 2026</w:t>
       </w:r>
     </w:p>
     <w:p/>

--- a/docs/submission/AccessFlow_AI_Disclosure.docx
+++ b/docs/submission/AccessFlow_AI_Disclosure.docx
@@ -1,6 +1,6 @@
 
 <file path=word/document.xml><?xml version="1.0" encoding="utf-8"?>
-<w:document xmlns:wpc="http://schemas.microsoft.com/office/word/2010/wordprocessingCanvas" xmlns:cx="http://schemas.microsoft.com/office/drawing/2014/chartex" xmlns:cx1="http://schemas.microsoft.com/office/drawing/2015/9/8/chartex" xmlns:cx2="http://schemas.microsoft.com/office/drawing/2015/10/21/chartex" xmlns:cx3="http://schemas.microsoft.com/office/drawing/2016/5/9/chartex" xmlns:cx4="http://schemas.microsoft.com/office/drawing/2016/5/10/chartex" xmlns:cx5="http://schemas.microsoft.com/office/drawing/2016/5/11/chartex" xmlns:cx6="http://schemas.microsoft.com/office/drawing/2016/5/12/chartex" xmlns:cx7="http://schemas.microsoft.com/office/drawing/2016/5/13/chartex" xmlns:cx8="http://schemas.microsoft.com/office/drawing/2016/5/14/chartex" xmlns:mc="http://schemas.openxmlformats.org/markup-compatibility/2006" xmlns:aink="http://schemas.microsoft.com/office/drawing/2016/ink" xmlns:am3d="http://schemas.microsoft.com/office/drawing/2017/model3d" xmlns:o="urn:schemas-microsoft-com:office:office" xmlns:r="http://schemas.openxmlformats.org/officeDocument/2006/relationships" xmlns:m="http://schemas.openxmlformats.org/officeDocument/2006/math" xmlns:v="urn:schemas-microsoft-com:vml" xmlns:wp14="http://schemas.microsoft.com/office/word/2010/wordprocessingDrawing" xmlns:wp="http://schemas.openxmlformats.org/drawingml/2006/wordprocessingDrawing" xmlns:w10="urn:schemas-microsoft-com:office:word" xmlns:w="http://schemas.openxmlformats.org/wordprocessingml/2006/main" xmlns:w14="http://schemas.microsoft.com/office/word/2010/wordml" xmlns:w15="http://schemas.microsoft.com/office/word/2012/wordml" xmlns:w16cex="http://schemas.microsoft.com/office/word/2018/wordml/cex" xmlns:w16cid="http://schemas.microsoft.com/office/word/2016/wordml/cid" xmlns:w16="http://schemas.microsoft.com/office/word/2018/wordml" xmlns:w16sdtdh="http://schemas.microsoft.com/office/word/2020/wordml/sdtdatahash" xmlns:w16se="http://schemas.microsoft.com/office/word/2015/wordml/symex" xmlns:wpg="http://schemas.microsoft.com/office/word/2010/wordprocessingGroup" xmlns:wpi="http://schemas.microsoft.com/office/word/2010/wordprocessingInk" xmlns:wne="http://schemas.microsoft.com/office/word/2006/wordml" xmlns:wps="http://schemas.microsoft.com/office/word/2010/wordprocessingShape" mc:Ignorable="w14 w15 w16se w16cid w16 w16cex w16sdtdh wp14">
+<w:document xmlns:wpc="http://schemas.microsoft.com/office/word/2010/wordprocessingCanvas" xmlns:cx="http://schemas.microsoft.com/office/drawing/2014/chartex" xmlns:cx1="http://schemas.microsoft.com/office/drawing/2015/9/8/chartex" xmlns:cx2="http://schemas.microsoft.com/office/drawing/2015/10/21/chartex" xmlns:cx3="http://schemas.microsoft.com/office/drawing/2016/5/9/chartex" xmlns:cx4="http://schemas.microsoft.com/office/drawing/2016/5/10/chartex" xmlns:cx5="http://schemas.microsoft.com/office/drawing/2016/5/11/chartex" xmlns:cx6="http://schemas.microsoft.com/office/drawing/2016/5/12/chartex" xmlns:cx7="http://schemas.microsoft.com/office/drawing/2016/5/13/chartex" xmlns:cx8="http://schemas.microsoft.com/office/drawing/2016/5/14/chartex" xmlns:mc="http://schemas.openxmlformats.org/markup-compatibility/2006" xmlns:aink="http://schemas.microsoft.com/office/drawing/2016/ink" xmlns:am3d="http://schemas.microsoft.com/office/drawing/2017/model3d" xmlns:o="urn:schemas-microsoft-com:office:office" xmlns:oel="http://schemas.microsoft.com/office/2019/extlst" xmlns:r="http://schemas.openxmlformats.org/officeDocument/2006/relationships" xmlns:m="http://schemas.openxmlformats.org/officeDocument/2006/math" xmlns:v="urn:schemas-microsoft-com:vml" xmlns:wp14="http://schemas.microsoft.com/office/word/2010/wordprocessingDrawing" xmlns:wp="http://schemas.openxmlformats.org/drawingml/2006/wordprocessingDrawing" xmlns:w10="urn:schemas-microsoft-com:office:word" xmlns:w="http://schemas.openxmlformats.org/wordprocessingml/2006/main" xmlns:w14="http://schemas.microsoft.com/office/word/2010/wordml" xmlns:w15="http://schemas.microsoft.com/office/word/2012/wordml" xmlns:w16cex="http://schemas.microsoft.com/office/word/2018/wordml/cex" xmlns:w16cid="http://schemas.microsoft.com/office/word/2016/wordml/cid" xmlns:w16="http://schemas.microsoft.com/office/word/2018/wordml" xmlns:w16du="http://schemas.microsoft.com/office/word/2023/wordml/word16du" xmlns:w16sdtdh="http://schemas.microsoft.com/office/word/2020/wordml/sdtdatahash" xmlns:w16sdtfl="http://schemas.microsoft.com/office/word/2024/wordml/sdtformatlock" xmlns:w16se="http://schemas.microsoft.com/office/word/2015/wordml/symex" xmlns:wpg="http://schemas.microsoft.com/office/word/2010/wordprocessingGroup" xmlns:wpi="http://schemas.microsoft.com/office/word/2010/wordprocessingInk" xmlns:wne="http://schemas.microsoft.com/office/word/2006/wordml" xmlns:wps="http://schemas.microsoft.com/office/word/2010/wordprocessingShape" mc:Ignorable="w14 w15 w16se w16cid w16 w16cex w16sdtdh w16sdtfl w16du wp14">
   <w:body>
     <w:p>
       <w:pPr>
@@ -37,12 +37,12 @@
     </w:p>
     <w:p>
       <w:r>
-        <w:t xml:space="preserve">Project / Product Name: AccessFlow</w:t>
+        <w:t>Project / Product Name: AccessFlow</w:t>
       </w:r>
     </w:p>
     <w:p>
       <w:r>
-        <w:t xml:space="preserve">Organization / Institution: Thapar Institute of Engineering &amp; Technology</w:t>
+        <w:t>Organization / Institution: Thapar Institute of Engineering &amp; Technology</w:t>
       </w:r>
     </w:p>
     <w:p>
@@ -65,12 +65,12 @@
     </w:p>
     <w:p>
       <w:r>
-        <w:t xml:space="preserve">Did your team use Artificial Intelligence in developing this project? Yes.</w:t>
+        <w:t>Did your team use Artificial Intelligence in developing this project? Yes.</w:t>
       </w:r>
     </w:p>
     <w:p>
       <w:r>
-        <w:t xml:space="preserve">Development used OpenAI Codex and Claude Code. AI-generated code and documents were substantial; the team selected scope, directed agents, and performed manual microphone checks. Detailed dated records: docs/AI_USE_LOG.md.</w:t>
+        <w:t>Development used OpenAI Codex and Claude Code. AI-generated code and documents were substantial; the team selected scope, directed agents, and performed manual microphone checks. Detailed dated records: docs/AI_USE_LOG.md.</w:t>
       </w:r>
     </w:p>
     <w:p/>
@@ -90,15 +90,7 @@
           <w:b/>
           <w:bCs/>
         </w:rPr>
-        <w:t xml:space="preserve"> </w:t>
-      </w:r>
-      <w:proofErr w:type="gramStart"/>
-      <w:r>
-        <w:rPr>
-          <w:b/>
-          <w:bCs/>
-        </w:rPr>
-        <w:t xml:space="preserve">( </w:t>
+        <w:t xml:space="preserve"> ( </w:t>
       </w:r>
       <w:r>
         <w:rPr>
@@ -112,55 +104,48 @@
           <w:b/>
           <w:bCs/>
         </w:rPr>
-        <w:t>rief</w:t>
-      </w:r>
-      <w:proofErr w:type="gramEnd"/>
-      <w:r>
-        <w:rPr>
-          <w:b/>
-          <w:bCs/>
-        </w:rPr>
-        <w:t xml:space="preserve"> Details)</w:t>
+        <w:t>rief Details)</w:t>
       </w:r>
     </w:p>
     <w:p>
       <w:r>
-        <w:t xml:space="preserve">Idea generation / brainstorming: conversational accessibility concept, scope, workflows and feasibility comparisons.</w:t>
+        <w:t>Idea generation / brainstorming: conversational accessibility concept, scope, workflows and feasibility comparisons.</w:t>
       </w:r>
     </w:p>
     <w:p>
       <w:r>
-        <w:t xml:space="preserve">Code generation or assistance: controller, contracts, tools, perception, LiveKit integration, tests and packaging.</w:t>
+        <w:t>Code generation or assistance: controller, contracts, tools, perception, LiveKit integration, tests and packaging.</w:t>
       </w:r>
     </w:p>
     <w:p>
       <w:r>
-        <w:t xml:space="preserve">UI / UX design: voice-first design references, Google Stitch prompts and browser demo implementation.</w:t>
+        <w:t>UI / UX design: voice-first design references, Google Stitch prompts and browser demo implementation.</w:t>
       </w:r>
     </w:p>
     <w:p>
       <w:r>
-        <w:t xml:space="preserve">Content creation: plans, audit reports, setup instructions, presentation drafts and recording scripts.</w:t>
+        <w:t>Content creation: plans, audit reports, setup instructions, presentation drafts and recording scripts.</w:t>
       </w:r>
     </w:p>
     <w:p>
       <w:r>
-        <w:t xml:space="preserve">Data analysis: trace metrics, failure diagnosis and comparison reports; no model training or fine-tuning.</w:t>
+        <w:t>Data analysis: trace metrics, failure diagnosis and comparison reports; no model training or fine-tuning.</w:t>
       </w:r>
     </w:p>
     <w:p>
       <w:r>
-        <w:t xml:space="preserve">Testing / debugging: generated regressions, automated test runs, source audits and hosted-runtime probes.</w:t>
+        <w:t>Testing / debugging: generated regressions, automated test runs, source audits and hosted-runtime probes.</w:t>
       </w:r>
     </w:p>
     <w:p>
       <w:r>
-        <w:t xml:space="preserve">Other: runtime inference uses Groq whisper-large-v3 STT, LiveKit Inference openai/gpt-5.6-luna reasoning, and Deepgram Aura-2 speech. These are pretrained services.</w:t>
+        <w:t>Other: runtime inference uses Groq whisper-large-v3 STT, LiveKit Inference openai/gpt-5.6-luna reasoning, and Deepgram Aura-2 speech. These are pretrained services.</w:t>
       </w:r>
     </w:p>
     <w:p/>
     <w:p>
       <w:r>
+        <w:lastRenderedPageBreak/>
         <w:t xml:space="preserve">4. </w:t>
       </w:r>
       <w:r>
@@ -175,41 +160,25 @@
           <w:b/>
           <w:bCs/>
         </w:rPr>
-        <w:t xml:space="preserve"> </w:t>
-      </w:r>
-      <w:proofErr w:type="gramStart"/>
-      <w:r>
-        <w:rPr>
-          <w:b/>
-          <w:bCs/>
-        </w:rPr>
-        <w:t>( Please</w:t>
-      </w:r>
-      <w:proofErr w:type="gramEnd"/>
-      <w:r>
-        <w:rPr>
-          <w:b/>
-          <w:bCs/>
-        </w:rPr>
-        <w:t xml:space="preserve"> add/delete based on the number of the feature)</w:t>
+        <w:t xml:space="preserve"> ( Please add/delete based on the number of the feature)</w:t>
       </w:r>
     </w:p>
     <w:p>
       <w:pPr>
+        <w:keepNext/>
         <w:keepLines/>
-        <w:keepNext/>
       </w:pPr>
       <w:r>
-        <w:t xml:space="preserve">1. Feature Name: Session controller and tool execution</w:t>
+        <w:t>1. Feature Name: Session controller and tool execution</w:t>
       </w:r>
     </w:p>
     <w:p>
       <w:pPr>
+        <w:keepNext/>
         <w:keepLines/>
-        <w:keepNext/>
       </w:pPr>
       <w:r>
-        <w:t xml:space="preserve">2. Self-Generated / AI-Generated / Both: Both</w:t>
+        <w:t>2. Self-Generated / AI-Generated / Both: Both</w:t>
       </w:r>
     </w:p>
     <w:p>
@@ -217,30 +186,26 @@
         <w:keepLines/>
       </w:pPr>
       <w:r>
-        <w:t xml:space="preserve">3. Tools, prompt, output and modification: Tools: OpenAI Codex and Claude Code. Prompt summary: implement the approved plan, preserve teammate ownership, and repair audit findings. Outputs: typed queues, slot revisions, dependency invalidation, cancellation, stale-result rejection and write reconciliation. Modification: iterative agent revisions following user decisions and test failures; human line-level code edits are not documented. Evidence: engine tests and AI_USE_LOG.md.</w:t>
+        <w:t>3. Tools, prompt, output and modification: Tools: OpenAI Codex and Claude Code. Prompt summary: implement the approved plan, preserve teammate ownership, and repair audit findings. Outputs: typed queues, slot revisions, dependency invalidation, cancellation, stale-result rejection and write reconciliation. Modification: iterative agent revisions following user decisions and test failures; human line-level code edits are not documented. Evidence: engine tests and AI_USE_LOG.md.</w:t>
       </w:r>
     </w:p>
+    <w:p/>
     <w:p>
+      <w:pPr>
+        <w:keepNext/>
+        <w:keepLines/>
+      </w:pPr>
       <w:r>
-        <w:t xml:space="preserve"/>
+        <w:t>1. Feature Name: Speech perception and live interruption</w:t>
       </w:r>
     </w:p>
     <w:p>
       <w:pPr>
+        <w:keepNext/>
         <w:keepLines/>
-        <w:keepNext/>
       </w:pPr>
       <w:r>
-        <w:t xml:space="preserve">1. Feature Name: Speech perception and live interruption</w:t>
-      </w:r>
-    </w:p>
-    <w:p>
-      <w:pPr>
-        <w:keepLines/>
-        <w:keepNext/>
-      </w:pPr>
-      <w:r>
-        <w:t xml:space="preserve">2. Self-Generated / AI-Generated / Both: Both</w:t>
+        <w:t>2. Self-Generated / AI-Generated / Both: Both</w:t>
       </w:r>
     </w:p>
     <w:p>
@@ -248,30 +213,26 @@
         <w:keepLines/>
       </w:pPr>
       <w:r>
-        <w:t xml:space="preserve">3. Tools, prompt, output and modification: Tools: AI coding assistance; runtime Groq Whisper, LiveKit Inference and Deepgram Aura-2. Prompt summary: implement continuous user-started voice sessions, interruptions and approved stop semantics. Outputs: speech ingestion, turn policy and LiveKit bridge. Modification: agent-led fixes after audio/tool probes; Atishay reports four physical microphone checks passed. No new foundation model, fine-tuning or measured population-level accessibility benefit is claimed.</w:t>
+        <w:t>3. Tools, prompt, output and modification: Tools: AI coding assistance; runtime Groq Whisper, LiveKit Inference and Deepgram Aura-2. Prompt summary: implement continuous user-started voice sessions, interruptions and approved stop semantics. Outputs: speech ingestion, turn policy and LiveKit bridge. Modification: agent-led fixes after audio/tool probes; Atishay reports four physical microphone checks passed. No new foundation model, fine-tuning or measured population-level accessibility benefit is claimed.</w:t>
       </w:r>
     </w:p>
+    <w:p/>
     <w:p>
+      <w:pPr>
+        <w:keepNext/>
+        <w:keepLines/>
+      </w:pPr>
       <w:r>
-        <w:t xml:space="preserve"/>
+        <w:t>1. Feature Name: Voice interface and navigation extension</w:t>
       </w:r>
     </w:p>
     <w:p>
       <w:pPr>
+        <w:keepNext/>
         <w:keepLines/>
-        <w:keepNext/>
       </w:pPr>
       <w:r>
-        <w:t xml:space="preserve">1. Feature Name: Voice interface and navigation extension</w:t>
-      </w:r>
-    </w:p>
-    <w:p>
-      <w:pPr>
-        <w:keepLines/>
-        <w:keepNext/>
-      </w:pPr>
-      <w:r>
-        <w:t xml:space="preserve">2. Self-Generated / AI-Generated / Both: Both</w:t>
+        <w:t>2. Self-Generated / AI-Generated / Both: Both</w:t>
       </w:r>
     </w:p>
     <w:p>
@@ -279,30 +240,27 @@
         <w:keepLines/>
       </w:pPr>
       <w:r>
-        <w:t xml:space="preserve">3. Tools, prompt, output and modification: Tools: AI coding assistance, generated design references and Google Stitch. Prompt summary: build the selected voice-first interface and an in-car destination-change demonstration. Outputs: browser interface, mock navigation tools and per-room route dashboard. Modification: user-selected design and workflow corrections, agent implementation and browser QA. Navigation is simulated; no actual vehicle control or mapping service is included.</w:t>
+        <w:t>3. Tools, prompt, output and modification: Tools: AI coding assistance, generated design references and Google Stitch. Prompt summary: build the selected voice-first interface and an in-car destination-change demonstration. Outputs: browser interface, mock navigation tools and per-room route dashboard. Modification: user-selected design and workflow corrections, agent implementation and browser QA. Navigation is simulated; no actual vehicle control or mapping service is included.</w:t>
       </w:r>
     </w:p>
+    <w:p/>
     <w:p>
+      <w:pPr>
+        <w:keepNext/>
+        <w:keepLines/>
+      </w:pPr>
       <w:r>
-        <w:t xml:space="preserve"/>
+        <w:lastRenderedPageBreak/>
+        <w:t>1. Feature Name: Evaluation infrastructure and submission documentation</w:t>
       </w:r>
     </w:p>
     <w:p>
       <w:pPr>
+        <w:keepNext/>
         <w:keepLines/>
-        <w:keepNext/>
       </w:pPr>
       <w:r>
-        <w:t xml:space="preserve">1. Feature Name: Evaluation infrastructure and submission documentation</w:t>
-      </w:r>
-    </w:p>
-    <w:p>
-      <w:pPr>
-        <w:keepLines/>
-        <w:keepNext/>
-      </w:pPr>
-      <w:r>
-        <w:t xml:space="preserve">2. Self-Generated / AI-Generated / Both: Both</w:t>
+        <w:t>2. Self-Generated / AI-Generated / Both: Both</w:t>
       </w:r>
     </w:p>
     <w:p>
@@ -310,19 +268,11 @@
         <w:keepLines/>
       </w:pPr>
       <w:r>
-        <w:t xml:space="preserve">3. Tools, prompt, output and modification: Tools: OpenAI Codex and other documented coding-agent assistance. Prompt summary: audit both branches, test the combined project, package official FDB-v3 reproduction, and prepare documentation. Outputs: regression tests, metrics, dependency locks, Docker/replay scripts, audit reports and slides. Modification: repeated agent review against reproduced failures. Latest software suite: 1,614 passed and 8 skipped. Official judged score is not available; software tests are not benchmark accuracy.</w:t>
+        <w:t>3. Tools, prompt, output and modification: Tools: OpenAI Codex and other documented coding-agent assistance. Prompt summary: audit both branches, test the combined project, package official FDB-v3 reproduction, and prepare documentation. Outputs: regression tests, metrics, dependency locks, Docker/replay scripts, audit reports and slides. Modification: repeated agent review against reproduced failures. Latest software suite: 1,614 passed and 8 skipped. Official judged score is not available; software tests are not benchmark accuracy.</w:t>
       </w:r>
     </w:p>
-    <w:p>
-      <w:r>
-        <w:t xml:space="preserve"/>
-      </w:r>
-    </w:p>
-    <w:p>
-      <w:r>
-        <w:t xml:space="preserve"/>
-      </w:r>
-    </w:p>
+    <w:p/>
+    <w:p/>
     <w:p/>
     <w:p>
       <w:r>
@@ -373,12 +323,12 @@
     </w:p>
     <w:p>
       <w:r>
-        <w:t xml:space="preserve">Name of Team Representative: Mridul Negi; teammate: Atishay Jain</w:t>
+        <w:t>Name of Team Representative: Mridul Negi; teammate: Atishay Jain</w:t>
       </w:r>
     </w:p>
     <w:p>
       <w:r>
-        <w:t xml:space="preserve">Role: Team member and submission representative</w:t>
+        <w:t>Role: Team member and submission representative</w:t>
       </w:r>
     </w:p>
     <w:p>
@@ -386,22 +336,26 @@
         <w:t xml:space="preserve">Signature: </w:t>
       </w:r>
       <w:r>
+        <w:rPr>
+          <w:noProof/>
+        </w:rPr>
         <w:drawing>
-          <wp:inline xmlns:a="http://schemas.openxmlformats.org/drawingml/2006/main" xmlns:pic="http://schemas.openxmlformats.org/drawingml/2006/picture">
+          <wp:inline distT="0" distB="0" distL="0" distR="0" wp14:anchorId="1B10018B" wp14:editId="5017F455">
             <wp:extent cx="1234440" cy="784836"/>
+            <wp:effectExtent l="0" t="0" r="0" b="0"/>
             <wp:docPr id="1" name="Picture 1"/>
             <wp:cNvGraphicFramePr>
-              <a:graphicFrameLocks noChangeAspect="1"/>
+              <a:graphicFrameLocks xmlns:a="http://schemas.openxmlformats.org/drawingml/2006/main" noChangeAspect="1"/>
             </wp:cNvGraphicFramePr>
-            <a:graphic>
+            <a:graphic xmlns:a="http://schemas.openxmlformats.org/drawingml/2006/main">
               <a:graphicData uri="http://schemas.openxmlformats.org/drawingml/2006/picture">
-                <pic:pic>
+                <pic:pic xmlns:pic="http://schemas.openxmlformats.org/drawingml/2006/picture">
                   <pic:nvPicPr>
                     <pic:cNvPr id="0" name="mridul sign.png"/>
                     <pic:cNvPicPr/>
                   </pic:nvPicPr>
                   <pic:blipFill>
-                    <a:blip r:embed="rId8"/>
+                    <a:blip r:embed="rId6"/>
                     <a:stretch>
                       <a:fillRect/>
                     </a:stretch>
@@ -411,7 +365,9 @@
                       <a:off x="0" y="0"/>
                       <a:ext cx="1234440" cy="784836"/>
                     </a:xfrm>
-                    <a:prstGeom prst="rect"/>
+                    <a:prstGeom prst="rect">
+                      <a:avLst/>
+                    </a:prstGeom>
                   </pic:spPr>
                 </pic:pic>
               </a:graphicData>
@@ -422,7 +378,13 @@
     </w:p>
     <w:p>
       <w:r>
-        <w:t>Date: 1 October 2026</w:t>
+        <w:t xml:space="preserve">Date: </w:t>
+      </w:r>
+      <w:r>
+        <w:t xml:space="preserve">30 September </w:t>
+      </w:r>
+      <w:r>
+        <w:t>2026</w:t>
       </w:r>
     </w:p>
     <w:p/>
@@ -437,7 +399,7 @@
 </file>
 
 <file path=word/numbering.xml><?xml version="1.0" encoding="utf-8"?>
-<w:numbering xmlns:wpc="http://schemas.microsoft.com/office/word/2010/wordprocessingCanvas" xmlns:cx="http://schemas.microsoft.com/office/drawing/2014/chartex" xmlns:cx1="http://schemas.microsoft.com/office/drawing/2015/9/8/chartex" xmlns:cx2="http://schemas.microsoft.com/office/drawing/2015/10/21/chartex" xmlns:cx3="http://schemas.microsoft.com/office/drawing/2016/5/9/chartex" xmlns:cx4="http://schemas.microsoft.com/office/drawing/2016/5/10/chartex" xmlns:cx5="http://schemas.microsoft.com/office/drawing/2016/5/11/chartex" xmlns:cx6="http://schemas.microsoft.com/office/drawing/2016/5/12/chartex" xmlns:cx7="http://schemas.microsoft.com/office/drawing/2016/5/13/chartex" xmlns:cx8="http://schemas.microsoft.com/office/drawing/2016/5/14/chartex" xmlns:mc="http://schemas.openxmlformats.org/markup-compatibility/2006" xmlns:aink="http://schemas.microsoft.com/office/drawing/2016/ink" xmlns:am3d="http://schemas.microsoft.com/office/drawing/2017/model3d" xmlns:o="urn:schemas-microsoft-com:office:office" xmlns:r="http://schemas.openxmlformats.org/officeDocument/2006/relationships" xmlns:m="http://schemas.openxmlformats.org/officeDocument/2006/math" xmlns:v="urn:schemas-microsoft-com:vml" xmlns:wp14="http://schemas.microsoft.com/office/word/2010/wordprocessingDrawing" xmlns:wp="http://schemas.openxmlformats.org/drawingml/2006/wordprocessingDrawing" xmlns:w10="urn:schemas-microsoft-com:office:word" xmlns:w="http://schemas.openxmlformats.org/wordprocessingml/2006/main" xmlns:w14="http://schemas.microsoft.com/office/word/2010/wordml" xmlns:w15="http://schemas.microsoft.com/office/word/2012/wordml" xmlns:w16cex="http://schemas.microsoft.com/office/word/2018/wordml/cex" xmlns:w16cid="http://schemas.microsoft.com/office/word/2016/wordml/cid" xmlns:w16="http://schemas.microsoft.com/office/word/2018/wordml" xmlns:w16sdtdh="http://schemas.microsoft.com/office/word/2020/wordml/sdtdatahash" xmlns:w16se="http://schemas.microsoft.com/office/word/2015/wordml/symex" xmlns:wpg="http://schemas.microsoft.com/office/word/2010/wordprocessingGroup" xmlns:wpi="http://schemas.microsoft.com/office/word/2010/wordprocessingInk" xmlns:wne="http://schemas.microsoft.com/office/word/2006/wordml" xmlns:wps="http://schemas.microsoft.com/office/word/2010/wordprocessingShape" mc:Ignorable="w14 w15 w16se w16cid w16 w16cex w16sdtdh wp14">
+<w:numbering xmlns:wpc="http://schemas.microsoft.com/office/word/2010/wordprocessingCanvas" xmlns:cx="http://schemas.microsoft.com/office/drawing/2014/chartex" xmlns:cx1="http://schemas.microsoft.com/office/drawing/2015/9/8/chartex" xmlns:cx2="http://schemas.microsoft.com/office/drawing/2015/10/21/chartex" xmlns:cx3="http://schemas.microsoft.com/office/drawing/2016/5/9/chartex" xmlns:cx4="http://schemas.microsoft.com/office/drawing/2016/5/10/chartex" xmlns:cx5="http://schemas.microsoft.com/office/drawing/2016/5/11/chartex" xmlns:cx6="http://schemas.microsoft.com/office/drawing/2016/5/12/chartex" xmlns:cx7="http://schemas.microsoft.com/office/drawing/2016/5/13/chartex" xmlns:cx8="http://schemas.microsoft.com/office/drawing/2016/5/14/chartex" xmlns:mc="http://schemas.openxmlformats.org/markup-compatibility/2006" xmlns:aink="http://schemas.microsoft.com/office/drawing/2016/ink" xmlns:am3d="http://schemas.microsoft.com/office/drawing/2017/model3d" xmlns:o="urn:schemas-microsoft-com:office:office" xmlns:oel="http://schemas.microsoft.com/office/2019/extlst" xmlns:r="http://schemas.openxmlformats.org/officeDocument/2006/relationships" xmlns:m="http://schemas.openxmlformats.org/officeDocument/2006/math" xmlns:v="urn:schemas-microsoft-com:vml" xmlns:wp14="http://schemas.microsoft.com/office/word/2010/wordprocessingDrawing" xmlns:wp="http://schemas.openxmlformats.org/drawingml/2006/wordprocessingDrawing" xmlns:w10="urn:schemas-microsoft-com:office:word" xmlns:w="http://schemas.openxmlformats.org/wordprocessingml/2006/main" xmlns:w14="http://schemas.microsoft.com/office/word/2010/wordml" xmlns:w15="http://schemas.microsoft.com/office/word/2012/wordml" xmlns:w16cex="http://schemas.microsoft.com/office/word/2018/wordml/cex" xmlns:w16cid="http://schemas.microsoft.com/office/word/2016/wordml/cid" xmlns:w16="http://schemas.microsoft.com/office/word/2018/wordml" xmlns:w16du="http://schemas.microsoft.com/office/word/2023/wordml/word16du" xmlns:w16sdtdh="http://schemas.microsoft.com/office/word/2020/wordml/sdtdatahash" xmlns:w16sdtfl="http://schemas.microsoft.com/office/word/2024/wordml/sdtformatlock" xmlns:w16se="http://schemas.microsoft.com/office/word/2015/wordml/symex" xmlns:wpg="http://schemas.microsoft.com/office/word/2010/wordprocessingGroup" xmlns:wpi="http://schemas.microsoft.com/office/word/2010/wordprocessingInk" xmlns:wne="http://schemas.microsoft.com/office/word/2006/wordml" xmlns:wps="http://schemas.microsoft.com/office/word/2010/wordprocessingShape" mc:Ignorable="w14 w15 w16se w16cid w16 w16cex w16sdtdh w16sdtfl w16du wp14">
   <w:abstractNum w:abstractNumId="0" w15:restartNumberingAfterBreak="0">
     <w:nsid w:val="FFFFFF7C"/>
     <w:multiLevelType w:val="singleLevel"/>
@@ -609,38 +571,38 @@
       </w:rPr>
     </w:lvl>
   </w:abstractNum>
-  <w:num w:numId="1">
+  <w:num w:numId="1" w16cid:durableId="905843880">
     <w:abstractNumId w:val="8"/>
   </w:num>
-  <w:num w:numId="2">
+  <w:num w:numId="2" w16cid:durableId="1387724848">
     <w:abstractNumId w:val="6"/>
   </w:num>
-  <w:num w:numId="3">
+  <w:num w:numId="3" w16cid:durableId="368995944">
     <w:abstractNumId w:val="5"/>
   </w:num>
-  <w:num w:numId="4">
+  <w:num w:numId="4" w16cid:durableId="816261419">
     <w:abstractNumId w:val="4"/>
   </w:num>
-  <w:num w:numId="5">
+  <w:num w:numId="5" w16cid:durableId="527523183">
     <w:abstractNumId w:val="7"/>
   </w:num>
-  <w:num w:numId="6">
+  <w:num w:numId="6" w16cid:durableId="1056513064">
     <w:abstractNumId w:val="3"/>
   </w:num>
-  <w:num w:numId="7">
+  <w:num w:numId="7" w16cid:durableId="1422993205">
     <w:abstractNumId w:val="2"/>
   </w:num>
-  <w:num w:numId="8">
+  <w:num w:numId="8" w16cid:durableId="961305685">
     <w:abstractNumId w:val="1"/>
   </w:num>
-  <w:num w:numId="9">
+  <w:num w:numId="9" w16cid:durableId="1846825655">
     <w:abstractNumId w:val="0"/>
   </w:num>
 </w:numbering>
 </file>
 
 <file path=word/styles.xml><?xml version="1.0" encoding="utf-8"?>
-<w:styles xmlns:mc="http://schemas.openxmlformats.org/markup-compatibility/2006" xmlns:r="http://schemas.openxmlformats.org/officeDocument/2006/relationships" xmlns:w="http://schemas.openxmlformats.org/wordprocessingml/2006/main" xmlns:w14="http://schemas.microsoft.com/office/word/2010/wordml" xmlns:w15="http://schemas.microsoft.com/office/word/2012/wordml" xmlns:w16cex="http://schemas.microsoft.com/office/word/2018/wordml/cex" xmlns:w16cid="http://schemas.microsoft.com/office/word/2016/wordml/cid" xmlns:w16="http://schemas.microsoft.com/office/word/2018/wordml" xmlns:w16sdtdh="http://schemas.microsoft.com/office/word/2020/wordml/sdtdatahash" xmlns:w16se="http://schemas.microsoft.com/office/word/2015/wordml/symex" mc:Ignorable="w14 w15 w16se w16cid w16 w16cex w16sdtdh">
+<w:styles xmlns:mc="http://schemas.openxmlformats.org/markup-compatibility/2006" xmlns:r="http://schemas.openxmlformats.org/officeDocument/2006/relationships" xmlns:w="http://schemas.openxmlformats.org/wordprocessingml/2006/main" xmlns:w14="http://schemas.microsoft.com/office/word/2010/wordml" xmlns:w15="http://schemas.microsoft.com/office/word/2012/wordml" xmlns:w16cex="http://schemas.microsoft.com/office/word/2018/wordml/cex" xmlns:w16cid="http://schemas.microsoft.com/office/word/2016/wordml/cid" xmlns:w16="http://schemas.microsoft.com/office/word/2018/wordml" xmlns:w16du="http://schemas.microsoft.com/office/word/2023/wordml/word16du" xmlns:w16sdtdh="http://schemas.microsoft.com/office/word/2020/wordml/sdtdatahash" xmlns:w16sdtfl="http://schemas.microsoft.com/office/word/2024/wordml/sdtformatlock" xmlns:w16se="http://schemas.microsoft.com/office/word/2015/wordml/symex" mc:Ignorable="w14 w15 w16se w16cid w16 w16cex w16sdtdh w16sdtfl w16du">
   <w:docDefaults>
     <w:rPrDefault>
       <w:rPr>

--- a/docs/submission/AccessFlow_AI_Disclosure.docx
+++ b/docs/submission/AccessFlow_AI_Disclosure.docx
@@ -47,7 +47,7 @@
     </w:p>
     <w:p>
       <w:r>
-        <w:t>Submission Date: 1 October 2026</w:t>
+        <w:t>Submission Date: 30 September 2026</w:t>
       </w:r>
     </w:p>
     <w:p/>
